--- a/SoC_Final_Project_Report.docx
+++ b/SoC_Final_Project_Report.docx
@@ -98,6 +98,73 @@
         <w:rPr>
           <w:rFonts w:ascii="Times New Roman" w:hAnsi="Times New Roman" w:cs="Times New Roman"/>
         </w:rPr>
+        <w:t>GitHub Link</w:t>
+      </w:r>
+    </w:p>
+    <w:p>
+      <w:pPr>
+        <w:pBdr>
+          <w:bottom w:val="single" w:sz="4" w:space="1" w:color="auto"/>
+        </w:pBdr>
+      </w:pPr>
+      <w:hyperlink r:id="rId7" w:history="1">
+        <w:r>
+          <w:rPr>
+            <w:rStyle w:val="Hyperlink"/>
+          </w:rPr>
+          <w:t>https://github.com/CaseZumbrum/SoC_Final_Project</w:t>
+        </w:r>
+      </w:hyperlink>
+    </w:p>
+    <w:p>
+      <w:pPr>
+        <w:pBdr>
+          <w:bottom w:val="single" w:sz="4" w:space="1" w:color="auto"/>
+        </w:pBdr>
+      </w:pPr>
+    </w:p>
+    <w:p>
+      <w:pPr>
+        <w:pStyle w:val="Heading1"/>
+        <w:rPr>
+          <w:rFonts w:ascii="Times New Roman" w:hAnsi="Times New Roman" w:cs="Times New Roman"/>
+        </w:rPr>
+      </w:pPr>
+      <w:r>
+        <w:rPr>
+          <w:rFonts w:ascii="Times New Roman" w:hAnsi="Times New Roman" w:cs="Times New Roman"/>
+        </w:rPr>
+        <w:t>Video Demo Link</w:t>
+      </w:r>
+    </w:p>
+    <w:p>
+      <w:hyperlink r:id="rId8" w:history="1">
+        <w:r>
+          <w:rPr>
+            <w:rStyle w:val="Hyperlink"/>
+          </w:rPr>
+          <w:t>https://drive.google.com/file/d/198vw9h_tsTv8srPv_WdDUSgBrIq21z0e/view?usp=sharing</w:t>
+        </w:r>
+      </w:hyperlink>
+    </w:p>
+    <w:p>
+      <w:pPr>
+        <w:pBdr>
+          <w:bottom w:val="single" w:sz="4" w:space="1" w:color="auto"/>
+        </w:pBdr>
+      </w:pPr>
+    </w:p>
+    <w:p>
+      <w:pPr>
+        <w:pStyle w:val="Heading1"/>
+        <w:rPr>
+          <w:rFonts w:ascii="Times New Roman" w:hAnsi="Times New Roman" w:cs="Times New Roman"/>
+        </w:rPr>
+      </w:pPr>
+      <w:r>
+        <w:rPr>
+          <w:rFonts w:ascii="Times New Roman" w:hAnsi="Times New Roman" w:cs="Times New Roman"/>
+        </w:rPr>
         <w:t>Overview</w:t>
       </w:r>
     </w:p>
@@ -148,16 +215,44 @@
           <w:sz w:val="24"/>
           <w:szCs w:val="24"/>
         </w:rPr>
-        <w:t>An analog audio signal enters through the on-board XADC, passes through one of several configurable effects, and exits as a PWM signal routed to the speaker pins. The system is organized into four main subsystems: the XADC audio input, the processor hardware, the FPGA hardware effects, and the software control layer</w:t>
-      </w:r>
-      <w:r>
-        <w:rPr>
-          <w:rFonts w:ascii="Times New Roman" w:hAnsi="Times New Roman" w:cs="Times New Roman"/>
-          <w:sz w:val="24"/>
-          <w:szCs w:val="24"/>
-        </w:rPr>
-        <w:t xml:space="preserve"> running on Petalinux</w:t>
-      </w:r>
+        <w:t xml:space="preserve">An analog audio signal enters through the on-board ADC, passes through </w:t>
+      </w:r>
+      <w:proofErr w:type="gramStart"/>
+      <w:r>
+        <w:rPr>
+          <w:rFonts w:ascii="Times New Roman" w:hAnsi="Times New Roman" w:cs="Times New Roman"/>
+          <w:sz w:val="24"/>
+          <w:szCs w:val="24"/>
+        </w:rPr>
+        <w:t>one of several</w:t>
+      </w:r>
+      <w:proofErr w:type="gramEnd"/>
+      <w:r>
+        <w:rPr>
+          <w:rFonts w:ascii="Times New Roman" w:hAnsi="Times New Roman" w:cs="Times New Roman"/>
+          <w:sz w:val="24"/>
+          <w:szCs w:val="24"/>
+        </w:rPr>
+        <w:t xml:space="preserve"> configurable effects, and exits as a PWM signal routed to the speaker pins. The system is organized into four main subsystems: the ADC audio input, the processor hardware, the FPGA hardware effects, and the software control </w:t>
+      </w:r>
+      <w:r>
+        <w:rPr>
+          <w:rFonts w:ascii="Times New Roman" w:hAnsi="Times New Roman" w:cs="Times New Roman"/>
+          <w:sz w:val="24"/>
+          <w:szCs w:val="24"/>
+        </w:rPr>
+        <w:t xml:space="preserve">running on </w:t>
+      </w:r>
+      <w:proofErr w:type="spellStart"/>
+      <w:r>
+        <w:rPr>
+          <w:rFonts w:ascii="Times New Roman" w:hAnsi="Times New Roman" w:cs="Times New Roman"/>
+          <w:sz w:val="24"/>
+          <w:szCs w:val="24"/>
+        </w:rPr>
+        <w:t>PetaLinux</w:t>
+      </w:r>
+      <w:proofErr w:type="spellEnd"/>
       <w:r>
         <w:rPr>
           <w:rFonts w:ascii="Times New Roman" w:hAnsi="Times New Roman" w:cs="Times New Roman"/>
@@ -169,12 +264,14 @@
     </w:p>
     <w:p>
       <w:pPr>
+        <w:keepNext/>
         <w:spacing w:after="160"/>
       </w:pPr>
       <w:r>
         <w:rPr>
           <w:noProof/>
         </w:rPr>
+        <w:lastRenderedPageBreak/>
         <w:drawing>
           <wp:inline distT="0" distB="0" distL="0" distR="0" wp14:anchorId="18D67331" wp14:editId="1320D9AD">
             <wp:extent cx="6210300" cy="2609987"/>
@@ -193,7 +290,7 @@
                     </pic:cNvPicPr>
                   </pic:nvPicPr>
                   <pic:blipFill>
-                    <a:blip r:embed="rId7" cstate="print">
+                    <a:blip r:embed="rId9" cstate="print">
                       <a:extLst>
                         <a:ext uri="{28A0092B-C50C-407E-A947-70E740481C1C}">
                           <a14:useLocalDpi xmlns:a14="http://schemas.microsoft.com/office/drawing/2010/main" val="0"/>
@@ -227,6 +324,35 @@
     </w:p>
     <w:p>
       <w:pPr>
+        <w:pStyle w:val="Caption"/>
+      </w:pPr>
+      <w:r>
+        <w:t xml:space="preserve">Figure </w:t>
+      </w:r>
+      <w:r>
+        <w:fldChar w:fldCharType="begin"/>
+      </w:r>
+      <w:r>
+        <w:instrText xml:space="preserve"> SEQ Figure \* ARABIC </w:instrText>
+      </w:r>
+      <w:r>
+        <w:fldChar w:fldCharType="separate"/>
+      </w:r>
+      <w:r>
+        <w:rPr>
+          <w:noProof/>
+        </w:rPr>
+        <w:t>1</w:t>
+      </w:r>
+      <w:r>
+        <w:fldChar w:fldCharType="end"/>
+      </w:r>
+      <w:r>
+        <w:t>: System Design Diagram</w:t>
+      </w:r>
+    </w:p>
+    <w:p>
+      <w:pPr>
         <w:pBdr>
           <w:bottom w:val="single" w:sz="6" w:space="4" w:color="2E5F8A"/>
         </w:pBdr>
@@ -244,7 +370,21 @@
         <w:rPr>
           <w:rFonts w:ascii="Times New Roman" w:hAnsi="Times New Roman" w:cs="Times New Roman"/>
         </w:rPr>
-        <w:t>1.  Guitar Effects Overview</w:t>
+        <w:t>1</w:t>
+      </w:r>
+      <w:proofErr w:type="gramStart"/>
+      <w:r>
+        <w:rPr>
+          <w:rFonts w:ascii="Times New Roman" w:hAnsi="Times New Roman" w:cs="Times New Roman"/>
+        </w:rPr>
+        <w:t>.  Guitar</w:t>
+      </w:r>
+      <w:proofErr w:type="gramEnd"/>
+      <w:r>
+        <w:rPr>
+          <w:rFonts w:ascii="Times New Roman" w:hAnsi="Times New Roman" w:cs="Times New Roman"/>
+        </w:rPr>
+        <w:t xml:space="preserve"> Effects Overview</w:t>
       </w:r>
     </w:p>
     <w:p>
@@ -262,7 +402,33 @@
           <w:sz w:val="24"/>
           <w:szCs w:val="24"/>
         </w:rPr>
-        <w:t xml:space="preserve">The system implements five distinct audio effects, split between hardware acceleration on the FPGA and software processing on the MicroBlaze CPU. </w:t>
+        <w:t xml:space="preserve">The system implements five distinct audio effects, split between hardware acceleration on the FPGA and software processing on the </w:t>
+      </w:r>
+      <w:proofErr w:type="spellStart"/>
+      <w:r>
+        <w:rPr>
+          <w:rFonts w:ascii="Times New Roman" w:hAnsi="Times New Roman" w:cs="Times New Roman"/>
+          <w:sz w:val="24"/>
+          <w:szCs w:val="24"/>
+        </w:rPr>
+        <w:t>MicroBlaz</w:t>
+      </w:r>
+      <w:r>
+        <w:rPr>
+          <w:rFonts w:ascii="Times New Roman" w:hAnsi="Times New Roman" w:cs="Times New Roman"/>
+          <w:sz w:val="24"/>
+          <w:szCs w:val="24"/>
+        </w:rPr>
+        <w:t>e</w:t>
+      </w:r>
+      <w:proofErr w:type="spellEnd"/>
+      <w:r>
+        <w:rPr>
+          <w:rFonts w:ascii="Times New Roman" w:hAnsi="Times New Roman" w:cs="Times New Roman"/>
+          <w:sz w:val="24"/>
+          <w:szCs w:val="24"/>
+        </w:rPr>
+        <w:t xml:space="preserve">. </w:t>
       </w:r>
     </w:p>
     <w:p>
@@ -294,8 +460,200 @@
           <w:sz w:val="24"/>
           <w:szCs w:val="24"/>
         </w:rPr>
+        <w:t xml:space="preserve">Passthrough is the baseline mode. The raw ADC sample is transferred directly to the PWM output via DMA with no modification. </w:t>
+      </w:r>
+    </w:p>
+    <w:p>
+      <w:pPr>
+        <w:pStyle w:val="Heading2"/>
+        <w:rPr>
+          <w:rFonts w:ascii="Times New Roman" w:hAnsi="Times New Roman" w:cs="Times New Roman"/>
+        </w:rPr>
+      </w:pPr>
+      <w:r>
+        <w:rPr>
+          <w:rFonts w:ascii="Times New Roman" w:hAnsi="Times New Roman" w:cs="Times New Roman"/>
+        </w:rPr>
+        <w:t>Echo</w:t>
+      </w:r>
+      <w:r>
+        <w:rPr>
+          <w:rFonts w:ascii="Times New Roman" w:hAnsi="Times New Roman" w:cs="Times New Roman"/>
+        </w:rPr>
+        <w:t xml:space="preserve"> (Hardware accelerated)</w:t>
+      </w:r>
+    </w:p>
+    <w:p>
+      <w:pPr>
+        <w:spacing w:after="160" w:line="360" w:lineRule="auto"/>
+        <w:rPr>
+          <w:rFonts w:ascii="Times New Roman" w:hAnsi="Times New Roman" w:cs="Times New Roman"/>
+          <w:sz w:val="24"/>
+          <w:szCs w:val="24"/>
+        </w:rPr>
+      </w:pPr>
+      <w:r>
+        <w:rPr>
+          <w:rFonts w:ascii="Times New Roman" w:hAnsi="Times New Roman" w:cs="Times New Roman"/>
+          <w:sz w:val="24"/>
+          <w:szCs w:val="24"/>
+        </w:rPr>
+        <w:t xml:space="preserve">Echo is a time-based effect that produces </w:t>
+      </w:r>
+      <w:r>
+        <w:rPr>
+          <w:rFonts w:ascii="Times New Roman" w:hAnsi="Times New Roman" w:cs="Times New Roman"/>
+          <w:sz w:val="24"/>
+          <w:szCs w:val="24"/>
+        </w:rPr>
+        <w:t xml:space="preserve">a </w:t>
+      </w:r>
+      <w:r>
+        <w:rPr>
+          <w:rFonts w:ascii="Times New Roman" w:hAnsi="Times New Roman" w:cs="Times New Roman"/>
+          <w:sz w:val="24"/>
+          <w:szCs w:val="24"/>
+        </w:rPr>
+        <w:t>repeat of the original signal</w:t>
+      </w:r>
+      <w:r>
+        <w:rPr>
+          <w:rFonts w:ascii="Times New Roman" w:hAnsi="Times New Roman" w:cs="Times New Roman"/>
+          <w:sz w:val="24"/>
+          <w:szCs w:val="24"/>
+        </w:rPr>
+        <w:t xml:space="preserve"> about one second delayed</w:t>
+      </w:r>
+      <w:r>
+        <w:rPr>
+          <w:rFonts w:ascii="Times New Roman" w:hAnsi="Times New Roman" w:cs="Times New Roman"/>
+          <w:sz w:val="24"/>
+          <w:szCs w:val="24"/>
+        </w:rPr>
+        <w:t xml:space="preserve">. In this implementation, the incoming sample is stored in a circular buffer and retrieved </w:t>
+      </w:r>
+      <w:r>
+        <w:rPr>
+          <w:rFonts w:ascii="Times New Roman" w:hAnsi="Times New Roman" w:cs="Times New Roman"/>
+          <w:sz w:val="24"/>
+          <w:szCs w:val="24"/>
+        </w:rPr>
+        <w:t>a</w:t>
+      </w:r>
+      <w:r>
+        <w:rPr>
+          <w:rFonts w:ascii="Times New Roman" w:hAnsi="Times New Roman" w:cs="Times New Roman"/>
+          <w:sz w:val="24"/>
+          <w:szCs w:val="24"/>
+        </w:rPr>
+        <w:t xml:space="preserve"> second later</w:t>
+      </w:r>
+      <w:r>
+        <w:rPr>
+          <w:rFonts w:ascii="Times New Roman" w:hAnsi="Times New Roman" w:cs="Times New Roman"/>
+          <w:sz w:val="24"/>
+          <w:szCs w:val="24"/>
+        </w:rPr>
+        <w:t>.</w:t>
+      </w:r>
+    </w:p>
+    <w:p>
+      <w:pPr>
+        <w:spacing w:after="160" w:line="360" w:lineRule="auto"/>
+        <w:rPr>
+          <w:rFonts w:ascii="Times New Roman" w:hAnsi="Times New Roman" w:cs="Times New Roman"/>
+          <w:sz w:val="24"/>
+          <w:szCs w:val="24"/>
+        </w:rPr>
+      </w:pPr>
+      <w:r>
+        <w:rPr>
+          <w:rFonts w:ascii="Times New Roman" w:hAnsi="Times New Roman" w:cs="Times New Roman"/>
+          <w:sz w:val="24"/>
+          <w:szCs w:val="24"/>
+        </w:rPr>
+        <w:t>This effect was done with a custom memory mapped accelerator that accepts samples and produces samples with echo applied.</w:t>
+      </w:r>
+    </w:p>
+    <w:p>
+      <w:pPr>
+        <w:pStyle w:val="Heading2"/>
+        <w:rPr>
+          <w:rFonts w:ascii="Times New Roman" w:hAnsi="Times New Roman" w:cs="Times New Roman"/>
+        </w:rPr>
+      </w:pPr>
+      <w:r>
+        <w:rPr>
+          <w:rFonts w:ascii="Times New Roman" w:hAnsi="Times New Roman" w:cs="Times New Roman"/>
+        </w:rPr>
+        <w:t>Reverb</w:t>
+      </w:r>
+      <w:r>
+        <w:rPr>
+          <w:rFonts w:ascii="Times New Roman" w:hAnsi="Times New Roman" w:cs="Times New Roman"/>
+        </w:rPr>
+        <w:t xml:space="preserve"> (Hardware accelerated)</w:t>
+      </w:r>
+    </w:p>
+    <w:p>
+      <w:pPr>
+        <w:spacing w:after="160" w:line="360" w:lineRule="auto"/>
+        <w:rPr>
+          <w:rFonts w:ascii="Times New Roman" w:hAnsi="Times New Roman" w:cs="Times New Roman"/>
+          <w:sz w:val="24"/>
+          <w:szCs w:val="24"/>
+        </w:rPr>
+      </w:pPr>
+      <w:r>
+        <w:rPr>
+          <w:rFonts w:ascii="Times New Roman" w:hAnsi="Times New Roman" w:cs="Times New Roman"/>
+          <w:sz w:val="24"/>
+          <w:szCs w:val="24"/>
+        </w:rPr>
+        <w:t>Reverb simulates the natural acoustic</w:t>
+      </w:r>
+      <w:r>
+        <w:rPr>
+          <w:rFonts w:ascii="Times New Roman" w:hAnsi="Times New Roman" w:cs="Times New Roman"/>
+          <w:sz w:val="24"/>
+          <w:szCs w:val="24"/>
+        </w:rPr>
+        <w:t xml:space="preserve"> echoes</w:t>
+      </w:r>
+      <w:r>
+        <w:rPr>
+          <w:rFonts w:ascii="Times New Roman" w:hAnsi="Times New Roman" w:cs="Times New Roman"/>
+          <w:sz w:val="24"/>
+          <w:szCs w:val="24"/>
+        </w:rPr>
+        <w:t xml:space="preserve">. </w:t>
+      </w:r>
+      <w:r>
+        <w:rPr>
+          <w:rFonts w:ascii="Times New Roman" w:hAnsi="Times New Roman" w:cs="Times New Roman"/>
+          <w:sz w:val="24"/>
+          <w:szCs w:val="24"/>
+        </w:rPr>
+        <w:t>This is very similar to the echo effect, except the delay time is much shorter (roughly 100ms) and it applies the echo recursively. This helps create a much fuller sound.</w:t>
+      </w:r>
+    </w:p>
+    <w:p>
+      <w:pPr>
+        <w:spacing w:after="160" w:line="360" w:lineRule="auto"/>
+        <w:rPr>
+          <w:rFonts w:ascii="Times New Roman" w:hAnsi="Times New Roman" w:cs="Times New Roman"/>
+          <w:sz w:val="24"/>
+          <w:szCs w:val="24"/>
+        </w:rPr>
+      </w:pPr>
+      <w:r>
+        <w:rPr>
+          <w:rFonts w:ascii="Times New Roman" w:hAnsi="Times New Roman" w:cs="Times New Roman"/>
+          <w:sz w:val="24"/>
+          <w:szCs w:val="24"/>
+        </w:rPr>
         <w:lastRenderedPageBreak/>
-        <w:t xml:space="preserve">Passthrough is the baseline mode. The raw ADC sample is transferred directly to the PWM output via DMA with no modification. </w:t>
+        <w:t>This effect was done with a custom memory mapped accelerator that accepts samples and produces samples with reverb applied.</w:t>
       </w:r>
     </w:p>
     <w:p>
@@ -309,231 +667,7 @@
         <w:rPr>
           <w:rFonts w:ascii="Times New Roman" w:hAnsi="Times New Roman" w:cs="Times New Roman"/>
         </w:rPr>
-        <w:t>Echo</w:t>
-      </w:r>
-      <w:r>
-        <w:rPr>
-          <w:rFonts w:ascii="Times New Roman" w:hAnsi="Times New Roman" w:cs="Times New Roman"/>
-        </w:rPr>
-        <w:t xml:space="preserve"> (Hardware accelerated)</w:t>
-      </w:r>
-    </w:p>
-    <w:p>
-      <w:pPr>
-        <w:spacing w:after="160" w:line="360" w:lineRule="auto"/>
-        <w:rPr>
-          <w:rFonts w:ascii="Times New Roman" w:hAnsi="Times New Roman" w:cs="Times New Roman"/>
-          <w:sz w:val="24"/>
-          <w:szCs w:val="24"/>
-        </w:rPr>
-      </w:pPr>
-      <w:r>
-        <w:rPr>
-          <w:rFonts w:ascii="Times New Roman" w:hAnsi="Times New Roman" w:cs="Times New Roman"/>
-          <w:sz w:val="24"/>
-          <w:szCs w:val="24"/>
-        </w:rPr>
-        <w:t xml:space="preserve">Echo is a time-based effect that produces </w:t>
-      </w:r>
-      <w:r>
-        <w:rPr>
-          <w:rFonts w:ascii="Times New Roman" w:hAnsi="Times New Roman" w:cs="Times New Roman"/>
-          <w:sz w:val="24"/>
-          <w:szCs w:val="24"/>
-        </w:rPr>
-        <w:t xml:space="preserve">a </w:t>
-      </w:r>
-      <w:r>
-        <w:rPr>
-          <w:rFonts w:ascii="Times New Roman" w:hAnsi="Times New Roman" w:cs="Times New Roman"/>
-          <w:sz w:val="24"/>
-          <w:szCs w:val="24"/>
-        </w:rPr>
-        <w:t>repeat of the original signal</w:t>
-      </w:r>
-      <w:r>
-        <w:rPr>
-          <w:rFonts w:ascii="Times New Roman" w:hAnsi="Times New Roman" w:cs="Times New Roman"/>
-          <w:sz w:val="24"/>
-          <w:szCs w:val="24"/>
-        </w:rPr>
-        <w:t xml:space="preserve"> about one second delayed</w:t>
-      </w:r>
-      <w:r>
-        <w:rPr>
-          <w:rFonts w:ascii="Times New Roman" w:hAnsi="Times New Roman" w:cs="Times New Roman"/>
-          <w:sz w:val="24"/>
-          <w:szCs w:val="24"/>
-        </w:rPr>
-        <w:t xml:space="preserve">. In this implementation, the incoming sample is stored in a circular buffer and retrieved </w:t>
-      </w:r>
-      <w:r>
-        <w:rPr>
-          <w:rFonts w:ascii="Times New Roman" w:hAnsi="Times New Roman" w:cs="Times New Roman"/>
-          <w:sz w:val="24"/>
-          <w:szCs w:val="24"/>
-        </w:rPr>
-        <w:t>a</w:t>
-      </w:r>
-      <w:r>
-        <w:rPr>
-          <w:rFonts w:ascii="Times New Roman" w:hAnsi="Times New Roman" w:cs="Times New Roman"/>
-          <w:sz w:val="24"/>
-          <w:szCs w:val="24"/>
-        </w:rPr>
-        <w:t xml:space="preserve"> second later</w:t>
-      </w:r>
-      <w:r>
-        <w:rPr>
-          <w:rFonts w:ascii="Times New Roman" w:hAnsi="Times New Roman" w:cs="Times New Roman"/>
-          <w:sz w:val="24"/>
-          <w:szCs w:val="24"/>
-        </w:rPr>
-        <w:t>.</w:t>
-      </w:r>
-    </w:p>
-    <w:p>
-      <w:pPr>
-        <w:spacing w:after="160" w:line="360" w:lineRule="auto"/>
-        <w:rPr>
-          <w:rFonts w:ascii="Times New Roman" w:hAnsi="Times New Roman" w:cs="Times New Roman"/>
-          <w:sz w:val="24"/>
-          <w:szCs w:val="24"/>
-        </w:rPr>
-      </w:pPr>
-      <w:r>
-        <w:rPr>
-          <w:rFonts w:ascii="Times New Roman" w:hAnsi="Times New Roman" w:cs="Times New Roman"/>
-          <w:sz w:val="24"/>
-          <w:szCs w:val="24"/>
-        </w:rPr>
-        <w:t xml:space="preserve">This </w:t>
-      </w:r>
-      <w:r>
-        <w:rPr>
-          <w:rFonts w:ascii="Times New Roman" w:hAnsi="Times New Roman" w:cs="Times New Roman"/>
-          <w:sz w:val="24"/>
-          <w:szCs w:val="24"/>
-        </w:rPr>
-        <w:t>effect</w:t>
-      </w:r>
-      <w:r>
-        <w:rPr>
-          <w:rFonts w:ascii="Times New Roman" w:hAnsi="Times New Roman" w:cs="Times New Roman"/>
-          <w:sz w:val="24"/>
-          <w:szCs w:val="24"/>
-        </w:rPr>
-        <w:t xml:space="preserve"> was done with a custom memory mapped accelerator that accepts samples and produces samples with </w:t>
-      </w:r>
-      <w:r>
-        <w:rPr>
-          <w:rFonts w:ascii="Times New Roman" w:hAnsi="Times New Roman" w:cs="Times New Roman"/>
-          <w:sz w:val="24"/>
-          <w:szCs w:val="24"/>
-        </w:rPr>
-        <w:t>echo</w:t>
-      </w:r>
-      <w:r>
-        <w:rPr>
-          <w:rFonts w:ascii="Times New Roman" w:hAnsi="Times New Roman" w:cs="Times New Roman"/>
-          <w:sz w:val="24"/>
-          <w:szCs w:val="24"/>
-        </w:rPr>
-        <w:t xml:space="preserve"> applied.</w:t>
-      </w:r>
-    </w:p>
-    <w:p>
-      <w:pPr>
-        <w:pStyle w:val="Heading2"/>
-        <w:rPr>
-          <w:rFonts w:ascii="Times New Roman" w:hAnsi="Times New Roman" w:cs="Times New Roman"/>
-        </w:rPr>
-      </w:pPr>
-      <w:r>
-        <w:rPr>
-          <w:rFonts w:ascii="Times New Roman" w:hAnsi="Times New Roman" w:cs="Times New Roman"/>
-        </w:rPr>
-        <w:t>Reverb</w:t>
-      </w:r>
-      <w:r>
-        <w:rPr>
-          <w:rFonts w:ascii="Times New Roman" w:hAnsi="Times New Roman" w:cs="Times New Roman"/>
-        </w:rPr>
-        <w:t xml:space="preserve"> (Hardware accelerated)</w:t>
-      </w:r>
-    </w:p>
-    <w:p>
-      <w:pPr>
-        <w:spacing w:after="160" w:line="360" w:lineRule="auto"/>
-        <w:rPr>
-          <w:rFonts w:ascii="Times New Roman" w:hAnsi="Times New Roman" w:cs="Times New Roman"/>
-          <w:sz w:val="24"/>
-          <w:szCs w:val="24"/>
-        </w:rPr>
-      </w:pPr>
-      <w:r>
-        <w:rPr>
-          <w:rFonts w:ascii="Times New Roman" w:hAnsi="Times New Roman" w:cs="Times New Roman"/>
-          <w:sz w:val="24"/>
-          <w:szCs w:val="24"/>
-        </w:rPr>
-        <w:t>Reverb simulates the natural acoustic</w:t>
-      </w:r>
-      <w:r>
-        <w:rPr>
-          <w:rFonts w:ascii="Times New Roman" w:hAnsi="Times New Roman" w:cs="Times New Roman"/>
-          <w:sz w:val="24"/>
-          <w:szCs w:val="24"/>
-        </w:rPr>
-        <w:t xml:space="preserve"> echoes</w:t>
-      </w:r>
-      <w:r>
-        <w:rPr>
-          <w:rFonts w:ascii="Times New Roman" w:hAnsi="Times New Roman" w:cs="Times New Roman"/>
-          <w:sz w:val="24"/>
-          <w:szCs w:val="24"/>
-        </w:rPr>
-        <w:t xml:space="preserve">. </w:t>
-      </w:r>
-      <w:r>
-        <w:rPr>
-          <w:rFonts w:ascii="Times New Roman" w:hAnsi="Times New Roman" w:cs="Times New Roman"/>
-          <w:sz w:val="24"/>
-          <w:szCs w:val="24"/>
-        </w:rPr>
-        <w:t>This is very similar to the echo effect, except the delay time is much shorter (roughly 100ms) and it applies the echo recursively. This helps create a much fuller sound.</w:t>
-      </w:r>
-    </w:p>
-    <w:p>
-      <w:pPr>
-        <w:spacing w:after="160" w:line="360" w:lineRule="auto"/>
-        <w:rPr>
-          <w:rFonts w:ascii="Times New Roman" w:hAnsi="Times New Roman" w:cs="Times New Roman"/>
-          <w:sz w:val="24"/>
-          <w:szCs w:val="24"/>
-        </w:rPr>
-      </w:pPr>
-      <w:r>
-        <w:rPr>
-          <w:rFonts w:ascii="Times New Roman" w:hAnsi="Times New Roman" w:cs="Times New Roman"/>
-          <w:sz w:val="24"/>
-          <w:szCs w:val="24"/>
-        </w:rPr>
-        <w:t>This effect was done with a custom memory mapped accelerator that accepts samples and produces samples with reverb applied.</w:t>
-      </w:r>
-    </w:p>
-    <w:p>
-      <w:pPr>
-        <w:pStyle w:val="Heading2"/>
-        <w:rPr>
-          <w:rFonts w:ascii="Times New Roman" w:hAnsi="Times New Roman" w:cs="Times New Roman"/>
-        </w:rPr>
-      </w:pPr>
-      <w:r>
-        <w:rPr>
-          <w:rFonts w:ascii="Times New Roman" w:hAnsi="Times New Roman" w:cs="Times New Roman"/>
-        </w:rPr>
-        <w:t>Hard Clipping (Distortion)</w:t>
+        <w:t>Hard Clipping</w:t>
       </w:r>
     </w:p>
     <w:p>
@@ -605,7 +739,21 @@
         <w:rPr>
           <w:rFonts w:ascii="Times New Roman" w:hAnsi="Times New Roman" w:cs="Times New Roman"/>
         </w:rPr>
-        <w:t>2.  Audio Input</w:t>
+        <w:t>2</w:t>
+      </w:r>
+      <w:proofErr w:type="gramStart"/>
+      <w:r>
+        <w:rPr>
+          <w:rFonts w:ascii="Times New Roman" w:hAnsi="Times New Roman" w:cs="Times New Roman"/>
+        </w:rPr>
+        <w:t>.  Audio</w:t>
+      </w:r>
+      <w:proofErr w:type="gramEnd"/>
+      <w:r>
+        <w:rPr>
+          <w:rFonts w:ascii="Times New Roman" w:hAnsi="Times New Roman" w:cs="Times New Roman"/>
+        </w:rPr>
+        <w:t xml:space="preserve"> Input</w:t>
       </w:r>
     </w:p>
     <w:p>
@@ -631,8 +779,18 @@
           <w:sz w:val="24"/>
           <w:szCs w:val="24"/>
         </w:rPr>
-        <w:t xml:space="preserve"> 12 bit</w:t>
-      </w:r>
+        <w:t xml:space="preserve"> </w:t>
+      </w:r>
+      <w:proofErr w:type="gramStart"/>
+      <w:r>
+        <w:rPr>
+          <w:rFonts w:ascii="Times New Roman" w:hAnsi="Times New Roman" w:cs="Times New Roman"/>
+          <w:sz w:val="24"/>
+          <w:szCs w:val="24"/>
+        </w:rPr>
+        <w:t>12 bit</w:t>
+      </w:r>
+      <w:proofErr w:type="gramEnd"/>
       <w:r>
         <w:rPr>
           <w:rFonts w:ascii="Times New Roman" w:hAnsi="Times New Roman" w:cs="Times New Roman"/>
@@ -661,14 +819,21 @@
         <w:rPr>
           <w:rFonts w:ascii="Times New Roman" w:hAnsi="Times New Roman" w:cs="Times New Roman"/>
         </w:rPr>
-        <w:lastRenderedPageBreak/>
         <w:t>3</w:t>
       </w:r>
-      <w:r>
-        <w:rPr>
-          <w:rFonts w:ascii="Times New Roman" w:hAnsi="Times New Roman" w:cs="Times New Roman"/>
-        </w:rPr>
-        <w:t xml:space="preserve">.  Audio </w:t>
+      <w:proofErr w:type="gramStart"/>
+      <w:r>
+        <w:rPr>
+          <w:rFonts w:ascii="Times New Roman" w:hAnsi="Times New Roman" w:cs="Times New Roman"/>
+        </w:rPr>
+        <w:t>.  Audio</w:t>
+      </w:r>
+      <w:proofErr w:type="gramEnd"/>
+      <w:r>
+        <w:rPr>
+          <w:rFonts w:ascii="Times New Roman" w:hAnsi="Times New Roman" w:cs="Times New Roman"/>
+        </w:rPr>
+        <w:t xml:space="preserve"> </w:t>
       </w:r>
       <w:r>
         <w:rPr>
@@ -695,15 +860,25 @@
           <w:sz w:val="24"/>
           <w:szCs w:val="24"/>
         </w:rPr>
-        <w:t xml:space="preserve">The Urbana board </w:t>
-      </w:r>
-      <w:r>
-        <w:rPr>
-          <w:rFonts w:ascii="Times New Roman" w:hAnsi="Times New Roman" w:cs="Times New Roman"/>
-          <w:sz w:val="24"/>
-          <w:szCs w:val="24"/>
-        </w:rPr>
-        <w:t>has an on-board audio processor that expects a PWM (or PDM) modulated audio signal. This signal is then output across the headphone jack on the board. To interface with this, we used a PWM modulator that can take in audio samples and produce a PWM output whose duty-cycle corresponds to the amplitude of the audio signal at that point.</w:t>
+        <w:t xml:space="preserve">The Urbana board has an on-board audio processor that expects a PWM (or PDM) modulated audio signal. This signal is then output across the headphone jack on the board. To </w:t>
+      </w:r>
+      <w:proofErr w:type="gramStart"/>
+      <w:r>
+        <w:rPr>
+          <w:rFonts w:ascii="Times New Roman" w:hAnsi="Times New Roman" w:cs="Times New Roman"/>
+          <w:sz w:val="24"/>
+          <w:szCs w:val="24"/>
+        </w:rPr>
+        <w:t>interface with</w:t>
+      </w:r>
+      <w:proofErr w:type="gramEnd"/>
+      <w:r>
+        <w:rPr>
+          <w:rFonts w:ascii="Times New Roman" w:hAnsi="Times New Roman" w:cs="Times New Roman"/>
+          <w:sz w:val="24"/>
+          <w:szCs w:val="24"/>
+        </w:rPr>
+        <w:t xml:space="preserve"> this, we used a PWM modulator that can take in audio samples and produce a PWM output whose duty-cycle corresponds to the amplitude of the audio signal at that point.</w:t>
       </w:r>
       <w:r>
         <w:rPr>
@@ -719,15 +894,7 @@
           <w:sz w:val="24"/>
           <w:szCs w:val="24"/>
         </w:rPr>
-        <w:t>This modulator is memory mapped using an AXI GPIO module.</w:t>
-      </w:r>
-      <w:r>
-        <w:rPr>
-          <w:rFonts w:ascii="Times New Roman" w:hAnsi="Times New Roman" w:cs="Times New Roman"/>
-          <w:sz w:val="24"/>
-          <w:szCs w:val="24"/>
-        </w:rPr>
-        <w:t xml:space="preserve"> Notably, this PWM signal is much lower fidelity than more commonly used protocols such as I2S. </w:t>
+        <w:t xml:space="preserve">This modulator is memory mapped using an AXI GPIO module. Notably, this PWM signal is much lower fidelity than more commonly used protocols such as I2S. </w:t>
       </w:r>
     </w:p>
     <w:p>
@@ -757,11 +924,19 @@
         </w:rPr>
         <w:t>4</w:t>
       </w:r>
-      <w:r>
-        <w:rPr>
-          <w:rFonts w:ascii="Times New Roman" w:hAnsi="Times New Roman" w:cs="Times New Roman"/>
-        </w:rPr>
-        <w:t>.  Processor Hardware and AXI Fabric</w:t>
+      <w:proofErr w:type="gramStart"/>
+      <w:r>
+        <w:rPr>
+          <w:rFonts w:ascii="Times New Roman" w:hAnsi="Times New Roman" w:cs="Times New Roman"/>
+        </w:rPr>
+        <w:t>.  Processor</w:t>
+      </w:r>
+      <w:proofErr w:type="gramEnd"/>
+      <w:r>
+        <w:rPr>
+          <w:rFonts w:ascii="Times New Roman" w:hAnsi="Times New Roman" w:cs="Times New Roman"/>
+        </w:rPr>
+        <w:t xml:space="preserve"> Hardware and AXI Fabric</w:t>
       </w:r>
     </w:p>
     <w:p>
@@ -771,11 +946,19 @@
           <w:rFonts w:ascii="Times New Roman" w:hAnsi="Times New Roman" w:cs="Times New Roman"/>
         </w:rPr>
       </w:pPr>
-      <w:r>
-        <w:rPr>
-          <w:rFonts w:ascii="Times New Roman" w:hAnsi="Times New Roman" w:cs="Times New Roman"/>
-        </w:rPr>
-        <w:t>MicroBlaze Processor</w:t>
+      <w:proofErr w:type="spellStart"/>
+      <w:r>
+        <w:rPr>
+          <w:rFonts w:ascii="Times New Roman" w:hAnsi="Times New Roman" w:cs="Times New Roman"/>
+        </w:rPr>
+        <w:t>MicroBlaze</w:t>
+      </w:r>
+      <w:proofErr w:type="spellEnd"/>
+      <w:r>
+        <w:rPr>
+          <w:rFonts w:ascii="Times New Roman" w:hAnsi="Times New Roman" w:cs="Times New Roman"/>
+        </w:rPr>
+        <w:t xml:space="preserve"> Processor</w:t>
       </w:r>
     </w:p>
     <w:p>
@@ -793,6 +976,7 @@
           <w:sz w:val="24"/>
           <w:szCs w:val="24"/>
         </w:rPr>
+        <w:lastRenderedPageBreak/>
         <w:t xml:space="preserve">We are using a very similar setup </w:t>
       </w:r>
       <w:r>
@@ -809,7 +993,77 @@
           <w:sz w:val="24"/>
           <w:szCs w:val="24"/>
         </w:rPr>
-        <w:t xml:space="preserve"> project 3 for the processor. A MicroBlaze soft processor is connected to the DDR memory of the Urbana board, as well as all of the clocks, peripherals, and caches necessary for running Petalinux.</w:t>
+        <w:t xml:space="preserve"> project 3 for the processor. A </w:t>
+      </w:r>
+      <w:proofErr w:type="spellStart"/>
+      <w:r>
+        <w:rPr>
+          <w:rFonts w:ascii="Times New Roman" w:hAnsi="Times New Roman" w:cs="Times New Roman"/>
+          <w:sz w:val="24"/>
+          <w:szCs w:val="24"/>
+        </w:rPr>
+        <w:t>MicroBlaze</w:t>
+      </w:r>
+      <w:proofErr w:type="spellEnd"/>
+      <w:r>
+        <w:rPr>
+          <w:rFonts w:ascii="Times New Roman" w:hAnsi="Times New Roman" w:cs="Times New Roman"/>
+          <w:sz w:val="24"/>
+          <w:szCs w:val="24"/>
+        </w:rPr>
+        <w:t xml:space="preserve"> soft processor is connected to the DDR memory of the Urbana board, as well as </w:t>
+      </w:r>
+      <w:proofErr w:type="gramStart"/>
+      <w:r>
+        <w:rPr>
+          <w:rFonts w:ascii="Times New Roman" w:hAnsi="Times New Roman" w:cs="Times New Roman"/>
+          <w:sz w:val="24"/>
+          <w:szCs w:val="24"/>
+        </w:rPr>
+        <w:t>all of</w:t>
+      </w:r>
+      <w:proofErr w:type="gramEnd"/>
+      <w:r>
+        <w:rPr>
+          <w:rFonts w:ascii="Times New Roman" w:hAnsi="Times New Roman" w:cs="Times New Roman"/>
+          <w:sz w:val="24"/>
+          <w:szCs w:val="24"/>
+        </w:rPr>
+        <w:t xml:space="preserve"> the clocks, peripherals, and caches necessary for running </w:t>
+      </w:r>
+      <w:proofErr w:type="spellStart"/>
+      <w:r>
+        <w:rPr>
+          <w:rFonts w:ascii="Times New Roman" w:hAnsi="Times New Roman" w:cs="Times New Roman"/>
+          <w:sz w:val="24"/>
+          <w:szCs w:val="24"/>
+        </w:rPr>
+        <w:t>Peta</w:t>
+      </w:r>
+      <w:r>
+        <w:rPr>
+          <w:rFonts w:ascii="Times New Roman" w:hAnsi="Times New Roman" w:cs="Times New Roman"/>
+          <w:sz w:val="24"/>
+          <w:szCs w:val="24"/>
+        </w:rPr>
+        <w:t>L</w:t>
+      </w:r>
+      <w:r>
+        <w:rPr>
+          <w:rFonts w:ascii="Times New Roman" w:hAnsi="Times New Roman" w:cs="Times New Roman"/>
+          <w:sz w:val="24"/>
+          <w:szCs w:val="24"/>
+        </w:rPr>
+        <w:t>inux</w:t>
+      </w:r>
+      <w:proofErr w:type="spellEnd"/>
+      <w:r>
+        <w:rPr>
+          <w:rFonts w:ascii="Times New Roman" w:hAnsi="Times New Roman" w:cs="Times New Roman"/>
+          <w:sz w:val="24"/>
+          <w:szCs w:val="24"/>
+        </w:rPr>
+        <w:t>.</w:t>
       </w:r>
     </w:p>
     <w:p>
@@ -841,7 +1095,61 @@
           <w:sz w:val="24"/>
           <w:szCs w:val="24"/>
         </w:rPr>
-        <w:t xml:space="preserve">We used the AXI protocol to connect our custom peripherals to the MicroBlaze. This maps all of the hardware effects, modulators, and inputs to a single memory space. We also used an AXI DMA system to allow for direct memory transfers between </w:t>
+        <w:t xml:space="preserve">We used the AXI protocol to connect our custom peripherals to the </w:t>
+      </w:r>
+      <w:proofErr w:type="spellStart"/>
+      <w:r>
+        <w:rPr>
+          <w:rFonts w:ascii="Times New Roman" w:hAnsi="Times New Roman" w:cs="Times New Roman"/>
+          <w:sz w:val="24"/>
+          <w:szCs w:val="24"/>
+        </w:rPr>
+        <w:t>MicroBlaze</w:t>
+      </w:r>
+      <w:proofErr w:type="spellEnd"/>
+      <w:r>
+        <w:rPr>
+          <w:rFonts w:ascii="Times New Roman" w:hAnsi="Times New Roman" w:cs="Times New Roman"/>
+          <w:sz w:val="24"/>
+          <w:szCs w:val="24"/>
+        </w:rPr>
+        <w:t xml:space="preserve">. This maps </w:t>
+      </w:r>
+      <w:proofErr w:type="gramStart"/>
+      <w:r>
+        <w:rPr>
+          <w:rFonts w:ascii="Times New Roman" w:hAnsi="Times New Roman" w:cs="Times New Roman"/>
+          <w:sz w:val="24"/>
+          <w:szCs w:val="24"/>
+        </w:rPr>
+        <w:t>all of</w:t>
+      </w:r>
+      <w:proofErr w:type="gramEnd"/>
+      <w:r>
+        <w:rPr>
+          <w:rFonts w:ascii="Times New Roman" w:hAnsi="Times New Roman" w:cs="Times New Roman"/>
+          <w:sz w:val="24"/>
+          <w:szCs w:val="24"/>
+        </w:rPr>
+        <w:t xml:space="preserve"> the hardware effects, modulators, and inputs </w:t>
+      </w:r>
+      <w:proofErr w:type="gramStart"/>
+      <w:r>
+        <w:rPr>
+          <w:rFonts w:ascii="Times New Roman" w:hAnsi="Times New Roman" w:cs="Times New Roman"/>
+          <w:sz w:val="24"/>
+          <w:szCs w:val="24"/>
+        </w:rPr>
+        <w:t>to</w:t>
+      </w:r>
+      <w:proofErr w:type="gramEnd"/>
+      <w:r>
+        <w:rPr>
+          <w:rFonts w:ascii="Times New Roman" w:hAnsi="Times New Roman" w:cs="Times New Roman"/>
+          <w:sz w:val="24"/>
+          <w:szCs w:val="24"/>
+        </w:rPr>
+        <w:t xml:space="preserve"> a single memory space. We also used an AXI DMA system to allow for direct memory transfers between </w:t>
       </w:r>
       <w:r>
         <w:rPr>
@@ -876,7 +1184,21 @@
         <w:rPr>
           <w:rFonts w:ascii="Times New Roman" w:hAnsi="Times New Roman" w:cs="Times New Roman"/>
         </w:rPr>
-        <w:t>5.  Software and OS Layer</w:t>
+        <w:t>5</w:t>
+      </w:r>
+      <w:proofErr w:type="gramStart"/>
+      <w:r>
+        <w:rPr>
+          <w:rFonts w:ascii="Times New Roman" w:hAnsi="Times New Roman" w:cs="Times New Roman"/>
+        </w:rPr>
+        <w:t>.  Software</w:t>
+      </w:r>
+      <w:proofErr w:type="gramEnd"/>
+      <w:r>
+        <w:rPr>
+          <w:rFonts w:ascii="Times New Roman" w:hAnsi="Times New Roman" w:cs="Times New Roman"/>
+        </w:rPr>
+        <w:t xml:space="preserve"> and OS Layer</w:t>
       </w:r>
     </w:p>
     <w:p>
@@ -886,12 +1208,14 @@
           <w:rFonts w:ascii="Times New Roman" w:hAnsi="Times New Roman" w:cs="Times New Roman"/>
         </w:rPr>
       </w:pPr>
-      <w:r>
-        <w:rPr>
-          <w:rFonts w:ascii="Times New Roman" w:hAnsi="Times New Roman" w:cs="Times New Roman"/>
-        </w:rPr>
-        <w:t>PetaLinux Build</w:t>
-      </w:r>
+      <w:proofErr w:type="spellStart"/>
+      <w:r>
+        <w:rPr>
+          <w:rFonts w:ascii="Times New Roman" w:hAnsi="Times New Roman" w:cs="Times New Roman"/>
+        </w:rPr>
+        <w:t>PetaLinux</w:t>
+      </w:r>
+      <w:proofErr w:type="spellEnd"/>
     </w:p>
     <w:p>
       <w:pPr>
@@ -908,7 +1232,59 @@
           <w:sz w:val="24"/>
           <w:szCs w:val="24"/>
         </w:rPr>
-        <w:t>We ran Petalinux on the Urbana board, using a very similar setup to project 3. The primary difference is the addition of a custom module for audio control in the Petalinux build. Our custom module (audio-application) is used to control the hardware and software effects on the board.</w:t>
+        <w:t xml:space="preserve">We ran </w:t>
+      </w:r>
+      <w:proofErr w:type="spellStart"/>
+      <w:r>
+        <w:rPr>
+          <w:rFonts w:ascii="Times New Roman" w:hAnsi="Times New Roman" w:cs="Times New Roman"/>
+          <w:sz w:val="24"/>
+          <w:szCs w:val="24"/>
+        </w:rPr>
+        <w:t>Peta</w:t>
+      </w:r>
+      <w:r>
+        <w:rPr>
+          <w:rFonts w:ascii="Times New Roman" w:hAnsi="Times New Roman" w:cs="Times New Roman"/>
+          <w:sz w:val="24"/>
+          <w:szCs w:val="24"/>
+        </w:rPr>
+        <w:t>L</w:t>
+      </w:r>
+      <w:r>
+        <w:rPr>
+          <w:rFonts w:ascii="Times New Roman" w:hAnsi="Times New Roman" w:cs="Times New Roman"/>
+          <w:sz w:val="24"/>
+          <w:szCs w:val="24"/>
+        </w:rPr>
+        <w:t>inux</w:t>
+      </w:r>
+      <w:proofErr w:type="spellEnd"/>
+      <w:r>
+        <w:rPr>
+          <w:rFonts w:ascii="Times New Roman" w:hAnsi="Times New Roman" w:cs="Times New Roman"/>
+          <w:sz w:val="24"/>
+          <w:szCs w:val="24"/>
+        </w:rPr>
+        <w:t xml:space="preserve"> on the Urbana board, using a very similar setup to project 3. The primary difference is the addition of a custom module for audio control in the </w:t>
+      </w:r>
+      <w:proofErr w:type="spellStart"/>
+      <w:r>
+        <w:rPr>
+          <w:rFonts w:ascii="Times New Roman" w:hAnsi="Times New Roman" w:cs="Times New Roman"/>
+          <w:sz w:val="24"/>
+          <w:szCs w:val="24"/>
+        </w:rPr>
+        <w:t>Petalinux</w:t>
+      </w:r>
+      <w:proofErr w:type="spellEnd"/>
+      <w:r>
+        <w:rPr>
+          <w:rFonts w:ascii="Times New Roman" w:hAnsi="Times New Roman" w:cs="Times New Roman"/>
+          <w:sz w:val="24"/>
+          <w:szCs w:val="24"/>
+        </w:rPr>
+        <w:t xml:space="preserve"> build. Our custom module (audio-application) is used to control the hardware and software effects on the board.</w:t>
       </w:r>
     </w:p>
     <w:p>
@@ -940,8 +1316,25 @@
           <w:sz w:val="24"/>
           <w:szCs w:val="24"/>
         </w:rPr>
-        <w:lastRenderedPageBreak/>
-        <w:t xml:space="preserve">The audio controller uses the mmap library in C to interface with the DMA and peripherals from the user space. We essentially map the true memory addresses (provided at /dev/mem) to a file that we can treat as a pointer. This allows us to directly access the registers of our peripherals as if we were running directly on metal.  </w:t>
+        <w:t xml:space="preserve">The audio controller uses the </w:t>
+      </w:r>
+      <w:proofErr w:type="spellStart"/>
+      <w:r>
+        <w:rPr>
+          <w:rFonts w:ascii="Times New Roman" w:hAnsi="Times New Roman" w:cs="Times New Roman"/>
+          <w:sz w:val="24"/>
+          <w:szCs w:val="24"/>
+        </w:rPr>
+        <w:t>mmap</w:t>
+      </w:r>
+      <w:proofErr w:type="spellEnd"/>
+      <w:r>
+        <w:rPr>
+          <w:rFonts w:ascii="Times New Roman" w:hAnsi="Times New Roman" w:cs="Times New Roman"/>
+          <w:sz w:val="24"/>
+          <w:szCs w:val="24"/>
+        </w:rPr>
+        <w:t xml:space="preserve"> library in C to interface with the DMA and peripherals from the user space. We essentially map the true memory addresses (provided at /dev/mem) to a file that we can treat as a pointer. This allows us to directly access the registers of our peripherals as if we were running directly on metal.  </w:t>
       </w:r>
     </w:p>
     <w:p>
@@ -1002,7 +1395,25 @@
           <w:sz w:val="24"/>
           <w:szCs w:val="24"/>
         </w:rPr>
-        <w:t>The design demonstrates a practical division of responsibilities between hardware and software. Long-delay effects that require large on-chip memory buffers and sample-accurate timing run in the FPGA fabric. Simple nonlinear distortion effects that need only a few arithmetic operations per sample run in software where thresholds are easy to adjust. The MicroBlaze processor, AXI SmartConnect fabric, and CDMA engine tie both domains together, and PetaLinux provides a comfortable environment for effect selection and future extension.</w:t>
+        <w:t>Our design is a full system-on-chip. Featuring hardware acceleration (hardware effects), an operating system (</w:t>
+      </w:r>
+      <w:proofErr w:type="spellStart"/>
+      <w:r>
+        <w:rPr>
+          <w:rFonts w:ascii="Times New Roman" w:hAnsi="Times New Roman" w:cs="Times New Roman"/>
+          <w:sz w:val="24"/>
+          <w:szCs w:val="24"/>
+        </w:rPr>
+        <w:t>PetaLinux</w:t>
+      </w:r>
+      <w:proofErr w:type="spellEnd"/>
+      <w:r>
+        <w:rPr>
+          <w:rFonts w:ascii="Times New Roman" w:hAnsi="Times New Roman" w:cs="Times New Roman"/>
+          <w:sz w:val="24"/>
+          <w:szCs w:val="24"/>
+        </w:rPr>
+        <w:t xml:space="preserve">), and hardware-software interfaces (software effects and memory mapped peripherals). </w:t>
       </w:r>
     </w:p>
     <w:p>
@@ -1020,24 +1431,7 @@
           <w:sz w:val="24"/>
           <w:szCs w:val="24"/>
         </w:rPr>
-        <w:t xml:space="preserve">Our design is a full system-on-chip. Featuring hardware acceleration (hardware effects), an operating system (Petalinux), and hardware-software interfaces (software effects and memory mapped peripherals). </w:t>
-      </w:r>
-    </w:p>
-    <w:p>
-      <w:pPr>
-        <w:spacing w:after="160" w:line="360" w:lineRule="auto"/>
-        <w:rPr>
-          <w:rFonts w:ascii="Times New Roman" w:hAnsi="Times New Roman" w:cs="Times New Roman"/>
-          <w:sz w:val="24"/>
-          <w:szCs w:val="24"/>
-        </w:rPr>
-      </w:pPr>
-      <w:r>
-        <w:rPr>
-          <w:rFonts w:ascii="Times New Roman" w:hAnsi="Times New Roman" w:cs="Times New Roman"/>
-          <w:sz w:val="24"/>
-          <w:szCs w:val="24"/>
-        </w:rPr>
+        <w:lastRenderedPageBreak/>
         <w:t xml:space="preserve">The use of hardware acceleration allowed for </w:t>
       </w:r>
       <w:r>
@@ -1054,7 +1448,39 @@
           <w:sz w:val="24"/>
           <w:szCs w:val="24"/>
         </w:rPr>
-        <w:t>effects, since the delay and echo require large buffers to store past samples and immediate access to those past samples to produce good results. In our testing, pure software implementations of these effects fell flat.</w:t>
+        <w:t xml:space="preserve">effects, since the delay and echo require large buffers to store past samples and immediate access to </w:t>
+      </w:r>
+      <w:r>
+        <w:rPr>
+          <w:rFonts w:ascii="Times New Roman" w:hAnsi="Times New Roman" w:cs="Times New Roman"/>
+          <w:sz w:val="24"/>
+          <w:szCs w:val="24"/>
+        </w:rPr>
+        <w:t>past</w:t>
+      </w:r>
+      <w:r>
+        <w:rPr>
+          <w:rFonts w:ascii="Times New Roman" w:hAnsi="Times New Roman" w:cs="Times New Roman"/>
+          <w:sz w:val="24"/>
+          <w:szCs w:val="24"/>
+        </w:rPr>
+        <w:t xml:space="preserve"> samples to produce </w:t>
+      </w:r>
+      <w:r>
+        <w:rPr>
+          <w:rFonts w:ascii="Times New Roman" w:hAnsi="Times New Roman" w:cs="Times New Roman"/>
+          <w:sz w:val="24"/>
+          <w:szCs w:val="24"/>
+        </w:rPr>
+        <w:t>good</w:t>
+      </w:r>
+      <w:r>
+        <w:rPr>
+          <w:rFonts w:ascii="Times New Roman" w:hAnsi="Times New Roman" w:cs="Times New Roman"/>
+          <w:sz w:val="24"/>
+          <w:szCs w:val="24"/>
+        </w:rPr>
+        <w:t xml:space="preserve"> results. In our testing, pure software implementations of these effects fell flat.</w:t>
       </w:r>
       <w:r>
         <w:rPr>
@@ -1066,7 +1492,7 @@
       </w:r>
     </w:p>
     <w:sectPr>
-      <w:footerReference w:type="default" r:id="rId8"/>
+      <w:footerReference w:type="default" r:id="rId10"/>
       <w:pgSz w:w="12240" w:h="15840"/>
       <w:pgMar w:top="1440" w:right="1267" w:bottom="1267" w:left="1267" w:header="706" w:footer="706" w:gutter="0"/>
       <w:cols w:space="720"/>
@@ -1921,6 +2347,37 @@
     <w:uiPriority w:val="99"/>
     <w:rsid w:val="007E432A"/>
   </w:style>
+  <w:style w:type="paragraph" w:styleId="Caption">
+    <w:name w:val="caption"/>
+    <w:basedOn w:val="Normal"/>
+    <w:next w:val="Normal"/>
+    <w:uiPriority w:val="35"/>
+    <w:unhideWhenUsed/>
+    <w:qFormat/>
+    <w:rsid w:val="00AC3084"/>
+    <w:pPr>
+      <w:spacing w:after="200"/>
+    </w:pPr>
+    <w:rPr>
+      <w:i/>
+      <w:iCs/>
+      <w:color w:val="0E2841" w:themeColor="text2"/>
+      <w:sz w:val="18"/>
+      <w:szCs w:val="18"/>
+    </w:rPr>
+  </w:style>
+  <w:style w:type="character" w:styleId="UnresolvedMention">
+    <w:name w:val="Unresolved Mention"/>
+    <w:basedOn w:val="DefaultParagraphFont"/>
+    <w:uiPriority w:val="99"/>
+    <w:semiHidden/>
+    <w:unhideWhenUsed/>
+    <w:rsid w:val="00AC3084"/>
+    <w:rPr>
+      <w:color w:val="605E5C"/>
+      <w:shd w:val="clear" w:color="auto" w:fill="E1DFDD"/>
+    </w:rPr>
+  </w:style>
 </w:styles>
 </file>
 
